--- a/交付成果/第三轮修订版/第三轮4周版/读书会01_禅修入门与基础_4周资料包（第三版修订）/Word版/第3周_禅相培育与五盖对治_主持人版.docx
+++ b/交付成果/第三轮修订版/第三轮4周版/读书会01_禅修入门与基础_4周资料包（第三版修订）/Word版/第3周_禅相培育与五盖对治_主持人版.docx
@@ -2109,7 +2109,7 @@
       <w:r>
         <w:drawing>
           <wp:inline xmlns:a="http://schemas.openxmlformats.org/drawingml/2006/main" xmlns:pic="http://schemas.openxmlformats.org/drawingml/2006/picture">
-            <wp:extent cx="5580000" cy="3137769"/>
+            <wp:extent cx="5580000" cy="3136757"/>
             <wp:docPr id="1" name="Picture 1"/>
             <wp:cNvGraphicFramePr>
               <a:graphicFrameLocks noChangeAspect="1"/>
@@ -2130,7 +2130,7 @@
                   <pic:spPr>
                     <a:xfrm>
                       <a:off x="0" y="0"/>
-                      <a:ext cx="5580000" cy="3137769"/>
+                      <a:ext cx="5580000" cy="3136757"/>
                     </a:xfrm>
                     <a:prstGeom prst="rect"/>
                   </pic:spPr>

--- a/交付成果/第三轮修订版/第三轮4周版/读书会01_禅修入门与基础_4周资料包（第三版修订）/Word版/第3周_禅相培育与五盖对治_主持人版.docx
+++ b/交付成果/第三轮修订版/第三轮4周版/读书会01_禅修入门与基础_4周资料包（第三版修订）/Word版/第3周_禅相培育与五盖对治_主持人版.docx
@@ -3404,7 +3404,7 @@
                 <w:color w:val="333333"/>
                 <w:sz w:val="22"/>
               </w:rPr>
-              <w:t>〔00:09:04〕经典里面这个形容呢，就像蜜蜂去采花蜜：它从看到一朵花，然后飞过去到那个花的那个过程呢，这个就是寻。这个巴利叫 vitakka（原转写"we嘎"），那么我们古人把它翻译成"寻"是有道理的，就是"找"嘛——你找到它，其实它不仅仅是找，（心）朝向它也是（寻）。</w:t>
+              <w:t>〔00:09:04〕经典里面这个形容呢，就像蜜蜂去采花蜜：它从看到一朵花，然后飞过去到那个花的那个过程呢，这个就是寻。这个巴利叫 vitakka，那么我们古人把它翻译成"寻"是有道理的，就是"找"嘛——你找到它，其实它不仅仅是找，（心）朝向它也是（寻）。</w:t>
             </w:r>
           </w:p>
           <w:p>
@@ -3978,7 +3978,7 @@
                 <w:color w:val="333333"/>
                 <w:sz w:val="22"/>
               </w:rPr>
-              <w:t>〔00:02:42〕去看这个心所的特点去了解。昨天呢我们也讲了禅那心路。禅那心路跟我们欲界的心（路）呢，就是短短的心路跟（比较）长的心路的区别（原转写"短短的心路跟无限长的心路"）。禅那心路，标准的禅那心路。我们讲说什么叫做入定呢？就是你的心在一个目标上，然后一直沉在里面，持续（很久），那个才叫入定。那我们讲说，你至少要能够沉入（定境）三到四个小时，那是什么意思？就是你的心（速行）生起来一串——三个小时没有停过、四个小时没有停下来，中间没有什么有分心插进来、没有什么其他念头夹杂在里面，那这个才叫（入）定，才叫真正的定。</w:t>
+              <w:t>〔00:02:42〕去看这个心所的特点去了解。昨天呢我们也讲了禅那心路。禅那心路跟我们欲界的心（路）呢，就是短短的心路跟（比较）长的心路的区别。禅那心路，标准的禅那心路。我们讲说什么叫做入定呢？就是你的心在一个目标上，然后一直沉在里面，持续（很久），那个才叫入定。那我们讲说，你至少要能够沉入（定境）三到四个小时，那是什么意思？就是你的心（速行）生起来一串——三个小时没有停过、四个小时没有停下来，中间没有什么有分心插进来、没有什么其他念头夹杂在里面，那这个才叫（入）定，才叫真正的定。</w:t>
             </w:r>
           </w:p>
           <w:p>
@@ -8045,7 +8045,7 @@
                 <w:color w:val="333333"/>
                 <w:sz w:val="22"/>
               </w:rPr>
-              <w:t>〔00:22:35〕我们的精进呢，一般都是跟我们的欲相关——你首先要有这样想要的心，你没有想要的心，这个心气是升不起来的。所以我们一开始讲《大念处经》的时候，就讲"热忱、正知、具念"（原转写"热情正知剧烈"），把热忱排在前面。热忱呢，是有精进的特性的，但它跟一般的精进不大一样：一般的精进它是中性的——初精进、正精进、持续（的精进）都是精进；但是这个热忱呢，它（不）只（是）破坏烦恼，它能够烧毁——它这个热呢，可以烧毁烦恼，有这样的一种特性。（要）把这些热情热起来。</w:t>
+              <w:t>〔00:22:35〕我们的精进呢，一般都是跟我们的欲相关——你首先要有这样想要的心，你没有想要的心，这个心气是升不起来的。所以我们一开始讲《大念处经》的时候，就讲"热忱、正知、具念"，把热忱排在前面。热忱呢，是有精进的特性的，但它跟一般的精进不大一样：一般的精进它是中性的——初精进、正精进、持续（的精进）都是精进；但是这个热忱呢，它（不）只（是）破坏烦恼，它能够烧毁——它这个热呢，可以烧毁烦恼，有这样的一种特性。（要）把这些热情热起来。</w:t>
             </w:r>
           </w:p>
           <w:p>
@@ -8065,7 +8065,7 @@
                 <w:color w:val="333333"/>
                 <w:sz w:val="22"/>
               </w:rPr>
-              <w:t>〔00:23:32〕那么对于修行，怎么（保持）热情呢？（要）有虔诚（原转写"钱单"）——因为你真的有想修行的心、有明确的修行的目标，那不管碰到多大的困难，你也会坚持不懈。有这个东西呢，我们才能够让这三种（层次的）精进被提拔起来。</w:t>
+              <w:t>〔00:23:32〕那么对于修行，怎么（保持）热情呢？（要）有虔诚——因为你真的有想修行的心、有明确的修行的目标，那不管碰到多大的困难，你也会坚持不懈。有这个东西呢，我们才能够让这三种（层次的）精进被提拔起来。</w:t>
             </w:r>
           </w:p>
           <w:p>
@@ -8205,7 +8205,7 @@
                 <w:color w:val="333333"/>
                 <w:sz w:val="22"/>
               </w:rPr>
-              <w:t>第六个是（多作）有助于灭除昏沉睡眠的适当言论（原转写"失败言论"）——大家在一起讨论（怎么对治），也可以解决。</w:t>
+              <w:t>第六个是（多作）有助于灭除昏沉睡眠的适当言论——大家在一起讨论（怎么对治），也可以解决。</w:t>
             </w:r>
           </w:p>
           <w:p>
@@ -8284,7 +8284,7 @@
                 <w:color w:val="333333"/>
                 <w:sz w:val="22"/>
               </w:rPr>
-              <w:t>〔00:34:28〕论书里面讲，有六种方法可以帮助灭除掉举和追悔：第一个，对于佛法有深入的认识；第二个是发问；第三个是了解戒律；第四个是跟长老而且行持戒律更有经验的人相处；第五是结交善知识；第六是（多作）有助于灭除掉举追悔的适当言论（原转写"失败言行"）。</w:t>
+              <w:t>〔00:34:28〕论书里面讲，有六种方法可以帮助灭除掉举和追悔：第一个，对于佛法有深入的认识；第二个是发问；第三个是了解戒律；第四个是跟长老而且行持戒律更有经验的人相处；第五是结交善知识；第六是（多作）有助于灭除掉举追悔的适当言论。</w:t>
             </w:r>
           </w:p>
         </w:tc>
@@ -8904,7 +8904,7 @@
                 <w:color w:val="333333"/>
                 <w:sz w:val="22"/>
               </w:rPr>
-              <w:t>〔00:32:35〕追悔心所（kukkucca，原转写"姑姑家"）的时候（我们）讲过：追悔的意思呢，是说有一些已经做的、本来不应该做的（恶法）你去做了，以及本来应该做的（善法）你没有做——它是特指这两种。比如说，"这个家伙，我当时没有狠狠地揍你一顿，真的很后悔"——那这种后悔不叫追悔，（只）是纯粹的懊恼。所以追悔呢，就是指应该做的善法没有做、不应该做的恶法却去做了。</w:t>
+              <w:t>〔00:32:35〕追悔心所的时候（我们）讲过：追悔的意思呢，是说有一些已经做的、本来不应该做的（恶法）你去做了，以及本来应该做的（善法）你没有做——它是特指这两种。比如说，"这个家伙，我当时没有狠狠地揍你一顿，真的很后悔"——那这种后悔不叫追悔，（只）是纯粹的懊恼。所以追悔呢，就是指应该做的善法没有做、不应该做的恶法却去做了。</w:t>
             </w:r>
           </w:p>
           <w:p>
@@ -9023,7 +9023,7 @@
                 <w:color w:val="333333"/>
                 <w:sz w:val="22"/>
               </w:rPr>
-              <w:t>〔00:39:42〕所以人呢，要活得志向高远一点（原转写"志，想要高稳一点"）。哪怕呢，你觉得这个超过了我们的能力——谁知道你不会实现呢？万一哪一天你会实现呢？不要（小看）自己。</w:t>
+              <w:t>〔00:39:42〕所以人呢，要活得志向高远一点。哪怕呢，你觉得这个超过了我们的能力——谁知道你不会实现呢？万一哪一天你会实现呢？不要（小看）自己。</w:t>
             </w:r>
           </w:p>
         </w:tc>
@@ -9260,7 +9260,7 @@
                 <w:color w:val="333333"/>
                 <w:sz w:val="22"/>
               </w:rPr>
-              <w:t>〔00:40:20〕七觉支对治五盖（与）五根五力对治五盖：按照论师的说法呢，念觉支呢，它是适合于对治一切的盖——或者说呢，如果没有念觉支，你根本看不到盖。那么精进觉支可以对治昏沉睡眠盖；择法觉支呢，也可以对治昏沉睡眠盖；喜觉支呢，也可以对治昏沉睡眠盖——这就是策励心（原转写"侧离心"）。然后七觉支的另外（一组）——轻安觉支、定觉支、舍觉支呢，就是对治掉举追悔盖（的，即安息心）。</w:t>
+              <w:t>〔00:40:20〕七觉支对治五盖（与）五根五力对治五盖：按照论师的说法呢，念觉支呢，它是适合于对治一切的盖——或者说呢，如果没有念觉支，你根本看不到盖。那么精进觉支可以对治昏沉睡眠盖；择法觉支呢，也可以对治昏沉睡眠盖；喜觉支呢，也可以对治昏沉睡眠盖——这就是策励心。然后七觉支的另外（一组）——轻安觉支、定觉支、舍觉支呢，就是对治掉举追悔盖（的，即安息心）。</w:t>
             </w:r>
           </w:p>
           <w:p>
@@ -10267,7 +10267,7 @@
                 <w:color w:val="333333"/>
                 <w:sz w:val="22"/>
               </w:rPr>
-              <w:t>〔00:37:17〕那是什么意思呢？就是所有我们还不会的、还没有从小到大学过的东西，你大概都要有这么（长的时间）。（这）一年多，不是说不负责任、把你当小孩儿——就是你不会的东西，你就是小孩（原转写"傻孩"）。</w:t>
+              <w:t>〔00:37:17〕那是什么意思呢？就是所有我们还不会的、还没有从小到大学过的东西，你大概都要有这么（长的时间）。（这）一年多，不是说不负责任、把你当小孩儿——就是你不会的东西，你就是小孩。</w:t>
             </w:r>
           </w:p>
           <w:p>
@@ -10307,7 +10307,7 @@
                 <w:color w:val="333333"/>
                 <w:sz w:val="22"/>
               </w:rPr>
-              <w:t>〔00:37:56〕高智商综合症的特点呢，就是基本上都是博士。我们的学生里好多博士，曾经学过禅修（原转写"探究的学过价值"）。什么原因呢？他觉得我用博士的角度来看这个问题，我用博士的角度来解决日常我们心态的问题。结果一查，欲速不达——就是他不按照"你就是一个一岁多的孩子在学走路"的这样一个心态来学习。</w:t>
+              <w:t>〔00:37:56〕高智商综合症的特点呢，就是基本上都是博士。我们的学生里好多博士，曾经学过禅修。什么原因呢？他觉得我用博士的角度来看这个问题，我用博士的角度来解决日常我们心态的问题。结果一查，欲速不达——就是他不按照"你就是一个一岁多的孩子在学走路"的这样一个心态来学习。</w:t>
             </w:r>
           </w:p>
           <w:p>
@@ -10327,7 +10327,7 @@
                 <w:color w:val="333333"/>
                 <w:sz w:val="22"/>
               </w:rPr>
-              <w:t>〔00:38:38〕所以我们要有一个目标——目标要高远，我们要成功，要证果（原转写"正果"），但是要深深海底行，要脚踏实地，每一步每一步都要走得很扎实才行啊。不然你就会走不下去——坑太多了，修行的路上坑太多。</w:t>
+              <w:t>〔00:38:38〕所以我们要有一个目标——目标要高远，我们要成功，要证果，但是要深深海底行，要脚踏实地，每一步每一步都要走得很扎实才行啊。不然你就会走不下去——坑太多了，修行的路上坑太多。</w:t>
             </w:r>
           </w:p>
         </w:tc>
@@ -11051,7 +11051,7 @@
                 <w:color w:val="333333"/>
                 <w:sz w:val="22"/>
               </w:rPr>
-              <w:t>〔00:18:29〕在一切处业处里面呢，佛陀又把它称为叫保护业处，就是四种护卫禅：佛随念、慈心修习、不净业处、死随念。所以当欲贪生起的时候，我们修习不净；嗔心生起（的时候）修习慈心；缺乏信心的时候要修习佛随念；懈怠放逸（原转写"范例"）的时候应该修习死随念。</w:t>
+              <w:t>〔00:18:29〕在一切处业处里面呢，佛陀又把它称为叫保护业处，就是四种护卫禅：佛随念、慈心修习、不净业处、死随念。所以当欲贪生起的时候，我们修习不净；嗔心生起（的时候）修习慈心；缺乏信心的时候要修习佛随念；懈怠放逸的时候应该修习死随念。</w:t>
             </w:r>
           </w:p>
           <w:p>
@@ -11071,7 +11071,7 @@
                 <w:color w:val="333333"/>
                 <w:sz w:val="22"/>
               </w:rPr>
-              <w:t>〔00:19:20〕贪心、（嗔心／）无信（原转写"身心无性"）、懈怠（原转写"发面"）这（几）种心态是修行人经常可能生起的不良心态，要通过这四种保护业处来保护禅修者。同时呢，修佛随念、不净和慈心呢，还能起到保护禅修者不会受到内外干扰的作用，所以称为保护业处。所以我们要通过修习保护业处来去除（这些）盖。</w:t>
+              <w:t>〔00:19:20〕贪心、（嗔心／）无信、懈怠这（几）种心态是修行人经常可能生起的不良心态，要通过这四种保护业处来保护禅修者。同时呢，修佛随念、不净和慈心呢，还能起到保护禅修者不会受到内外干扰的作用，所以称为保护业处。所以我们要通过修习保护业处来去除（这些）盖。</w:t>
             </w:r>
           </w:p>
         </w:tc>
